--- a/zht/docx/008.content.docx
+++ b/zht/docx/008.content.docx
@@ -19,7 +19,7 @@
         <w:rPr>
           <w:lang w:val="zh_TW" w:bidi="zh_TW"/>
         </w:rPr>
-        <w:t>Resource: Tyndale Open Study Notes</w:t>
+        <w:t>Resource: Aquifer Open Study Notes (Profiles)</w:t>
       </w:r>
       <w:r>
         <w:rPr>
@@ -112,7 +112,7 @@
         <w:rPr>
           <w:lang w:val="zh_TW" w:bidi="zh_TW"/>
         </w:rPr>
-        <w:t>Tyndale Open Study Notes</w:t>
+        <w:t>Aquifer Open Study Notes (Profiles)</w:t>
       </w:r>
     </w:p>
     <w:p>

--- a/zht/docx/008.content.docx
+++ b/zht/docx/008.content.docx
@@ -247,72 +247,48 @@
         </w:rPr>
         <w:t>大衛出生於伯利恆，是耶西最小的兒子。他的家族歷史可以追溯至猶大（</w:t>
       </w:r>
-      <w:hyperlink r:id="rId13">
-        <w:r>
-          <w:rPr>
-            <w:lang w:val="zh_TW" w:bidi="zh_TW"/>
-          </w:rPr>
-          <w:rPr>
-            <w:color w:val="0000EE"/>
-            <w:u w:val="single"/>
-          </w:rPr>
-          <w:t>得4:18–22</w:t>
-        </w:r>
-      </w:hyperlink>
+      <w:r>
+        <w:rPr>
+          <w:lang w:val="zh_TW" w:bidi="zh_TW"/>
+        </w:rPr>
+        <w:t>得4:18–22</w:t>
+      </w:r>
       <w:r>
         <w:rPr>
           <w:lang w:val="zh_TW" w:bidi="zh_TW"/>
         </w:rPr>
         <w:t>；</w:t>
       </w:r>
-      <w:hyperlink r:id="rId14">
-        <w:r>
-          <w:rPr>
-            <w:lang w:val="zh_TW" w:bidi="zh_TW"/>
-          </w:rPr>
-          <w:rPr>
-            <w:color w:val="0000EE"/>
-            <w:u w:val="single"/>
-          </w:rPr>
-          <w:t>代上2:3–15</w:t>
-        </w:r>
-      </w:hyperlink>
+      <w:r>
+        <w:rPr>
+          <w:lang w:val="zh_TW" w:bidi="zh_TW"/>
+        </w:rPr>
+        <w:t>代上2:3–15</w:t>
+      </w:r>
       <w:r>
         <w:rPr>
           <w:lang w:val="zh_TW" w:bidi="zh_TW"/>
         </w:rPr>
         <w:t>；</w:t>
       </w:r>
-      <w:hyperlink r:id="rId15">
-        <w:r>
-          <w:rPr>
-            <w:lang w:val="zh_TW" w:bidi="zh_TW"/>
-          </w:rPr>
-          <w:rPr>
-            <w:color w:val="0000EE"/>
-            <w:u w:val="single"/>
-          </w:rPr>
-          <w:t>太1:3–6</w:t>
-        </w:r>
-      </w:hyperlink>
+      <w:r>
+        <w:rPr>
+          <w:lang w:val="zh_TW" w:bidi="zh_TW"/>
+        </w:rPr>
+        <w:t>太1:3–6</w:t>
+      </w:r>
       <w:r>
         <w:rPr>
           <w:lang w:val="zh_TW" w:bidi="zh_TW"/>
         </w:rPr>
         <w:t>；</w:t>
       </w:r>
-      <w:hyperlink r:id="rId16">
-        <w:r>
-          <w:rPr>
-            <w:lang w:val="zh_TW" w:bidi="zh_TW"/>
-          </w:rPr>
-          <w:rPr>
-            <w:color w:val="0000EE"/>
-            <w:u w:val="single"/>
-          </w:rPr>
-          <w:t>路3:31–33</w:t>
-        </w:r>
-      </w:hyperlink>
+      <w:r>
+        <w:rPr>
+          <w:lang w:val="zh_TW" w:bidi="zh_TW"/>
+        </w:rPr>
+        <w:t>路3:31–33</w:t>
+      </w:r>
       <w:r>
         <w:rPr>
           <w:lang w:val="zh_TW" w:bidi="zh_TW"/>
@@ -333,72 +309,48 @@
         </w:rPr>
         <w:t>年輕時，大衛只是個牧羊人，照料著父親的羊群（</w:t>
       </w:r>
-      <w:hyperlink r:id="rId17">
-        <w:r>
-          <w:rPr>
-            <w:lang w:val="zh_TW" w:bidi="zh_TW"/>
-          </w:rPr>
-          <w:rPr>
-            <w:color w:val="0000EE"/>
-            <w:u w:val="single"/>
-          </w:rPr>
-          <w:t>撒上16:11</w:t>
-        </w:r>
-      </w:hyperlink>
+      <w:r>
+        <w:rPr>
+          <w:lang w:val="zh_TW" w:bidi="zh_TW"/>
+        </w:rPr>
+        <w:t>撒上16:11</w:t>
+      </w:r>
       <w:r>
         <w:rPr>
           <w:lang w:val="zh_TW" w:bidi="zh_TW"/>
         </w:rPr>
         <w:t>，</w:t>
       </w:r>
-      <w:hyperlink r:id="rId18">
-        <w:r>
-          <w:rPr>
-            <w:lang w:val="zh_TW" w:bidi="zh_TW"/>
-          </w:rPr>
-          <w:rPr>
-            <w:color w:val="0000EE"/>
-            <w:u w:val="single"/>
-          </w:rPr>
-          <w:t>17:14–15</w:t>
-        </w:r>
-      </w:hyperlink>
+      <w:r>
+        <w:rPr>
+          <w:lang w:val="zh_TW" w:bidi="zh_TW"/>
+        </w:rPr>
+        <w:t>17:14–15</w:t>
+      </w:r>
       <w:r>
         <w:rPr>
           <w:lang w:val="zh_TW" w:bidi="zh_TW"/>
         </w:rPr>
         <w:t>）。當先知撒母耳造訪耶西，並膏立大衛為以色列未來的君王時，他的人生發生了戲劇性的轉變。然而，大衛並非藉由政變或暗殺登上王位；相反，他忠心服事掃羅王。大衛最初以樂手身份加入成為掃羅的侍從，彈琴以安撫掃羅焦躁的心靈（</w:t>
       </w:r>
-      <w:hyperlink r:id="rId19">
-        <w:r>
-          <w:rPr>
-            <w:lang w:val="zh_TW" w:bidi="zh_TW"/>
-          </w:rPr>
-          <w:rPr>
-            <w:color w:val="0000EE"/>
-            <w:u w:val="single"/>
-          </w:rPr>
-          <w:t>撒上16:14–23</w:t>
-        </w:r>
-      </w:hyperlink>
+      <w:r>
+        <w:rPr>
+          <w:lang w:val="zh_TW" w:bidi="zh_TW"/>
+        </w:rPr>
+        <w:t>撒上16:14–23</w:t>
+      </w:r>
       <w:r>
         <w:rPr>
           <w:lang w:val="zh_TW" w:bidi="zh_TW"/>
         </w:rPr>
         <w:t>）。這個角色預示他將創作許多的詩篇。年輕的大衛也幫助掃羅，單獨擊敗了非利士勇士歌利亞（</w:t>
       </w:r>
-      <w:hyperlink r:id="rId20">
-        <w:r>
-          <w:rPr>
-            <w:lang w:val="zh_TW" w:bidi="zh_TW"/>
-          </w:rPr>
-          <w:rPr>
-            <w:color w:val="0000EE"/>
-            <w:u w:val="single"/>
-          </w:rPr>
-          <w:t>撒上17:32–51</w:t>
-        </w:r>
-      </w:hyperlink>
+      <w:r>
+        <w:rPr>
+          <w:lang w:val="zh_TW" w:bidi="zh_TW"/>
+        </w:rPr>
+        <w:t>撒上17:32–51</w:t>
+      </w:r>
       <w:r>
         <w:rPr>
           <w:lang w:val="zh_TW" w:bidi="zh_TW"/>
@@ -447,18 +399,12 @@
         </w:rPr>
         <w:t>身為一統以色列的王，大衛鞏固了這個王國。他和他的部下從耶布斯人手中奪取了耶路撒冷，並將其設為首都。他也驅逐了最後的非利士勢力。大衛隨後將約櫃帶回耶路撒冷，並渴望在此為神建造一座永久的聖殿，以取代會幕。儘管神並未允許這個願望，卻透過與大衛設立盟約（特殊協議）來表達對他的愛，確立他的後裔為王朝（</w:t>
       </w:r>
-      <w:hyperlink r:id="rId21">
-        <w:r>
-          <w:rPr>
-            <w:lang w:val="zh_TW" w:bidi="zh_TW"/>
-          </w:rPr>
-          <w:rPr>
-            <w:color w:val="0000EE"/>
-            <w:u w:val="single"/>
-          </w:rPr>
-          <w:t>撒下7章</w:t>
-        </w:r>
-      </w:hyperlink>
+      <w:r>
+        <w:rPr>
+          <w:lang w:val="zh_TW" w:bidi="zh_TW"/>
+        </w:rPr>
+        <w:t>撒下7章</w:t>
+      </w:r>
       <w:r>
         <w:rPr>
           <w:lang w:val="zh_TW" w:bidi="zh_TW"/>
@@ -479,54 +425,36 @@
         </w:rPr>
         <w:t>然而，大衛的生命卻很快開始敗壞（見</w:t>
       </w:r>
-      <w:hyperlink r:id="rId22">
-        <w:r>
-          <w:rPr>
-            <w:lang w:val="zh_TW" w:bidi="zh_TW"/>
-          </w:rPr>
-          <w:rPr>
-            <w:color w:val="0000EE"/>
-            <w:u w:val="single"/>
-          </w:rPr>
-          <w:t>撒下11–12章</w:t>
-        </w:r>
-      </w:hyperlink>
+      <w:r>
+        <w:rPr>
+          <w:lang w:val="zh_TW" w:bidi="zh_TW"/>
+        </w:rPr>
+        <w:t>撒下11–12章</w:t>
+      </w:r>
       <w:r>
         <w:rPr>
           <w:lang w:val="zh_TW" w:bidi="zh_TW"/>
         </w:rPr>
         <w:t>）。他本應與軍隊在一起，卻留在王宮的屋頂上。他看到一位在淋浴的美麗女子——拔示巴，並對她動了淫念。因此，就如同當時其他強權君王一樣，取去想要的一切，將拔示巴占為己有。當拔示巴懷孕後，大衛試圖掩蓋自己的罪行，卻未能成功。走投無路之際，他謀殺了她的丈夫烏利亞。然而，即便是大衛這樣的偉大君王，也無法對神隱藏秘密。神差派祂的先知拿單去與大衛對質。大衛對自己的所作所為深感懊悔（見</w:t>
       </w:r>
-      <w:hyperlink r:id="rId23">
-        <w:r>
-          <w:rPr>
-            <w:lang w:val="zh_TW" w:bidi="zh_TW"/>
-          </w:rPr>
-          <w:rPr>
-            <w:color w:val="0000EE"/>
-            <w:u w:val="single"/>
-          </w:rPr>
-          <w:t>詩32</w:t>
-        </w:r>
-      </w:hyperlink>
+      <w:r>
+        <w:rPr>
+          <w:lang w:val="zh_TW" w:bidi="zh_TW"/>
+        </w:rPr>
+        <w:t>詩32</w:t>
+      </w:r>
       <w:r>
         <w:rPr>
           <w:lang w:val="zh_TW" w:bidi="zh_TW"/>
         </w:rPr>
         <w:t>，</w:t>
       </w:r>
-      <w:hyperlink r:id="rId24">
-        <w:r>
-          <w:rPr>
-            <w:lang w:val="zh_TW" w:bidi="zh_TW"/>
-          </w:rPr>
-          <w:rPr>
-            <w:color w:val="0000EE"/>
-            <w:u w:val="single"/>
-          </w:rPr>
-          <w:t>51篇</w:t>
-        </w:r>
-      </w:hyperlink>
+      <w:r>
+        <w:rPr>
+          <w:lang w:val="zh_TW" w:bidi="zh_TW"/>
+        </w:rPr>
+        <w:t>51篇</w:t>
+      </w:r>
       <w:r>
         <w:rPr>
           <w:lang w:val="zh_TW" w:bidi="zh_TW"/>
@@ -547,108 +475,72 @@
         </w:rPr>
         <w:t>從那時起，大衛的家庭就開始出現許多問題和衝突。大衛的兒子暗嫩強姦同父異母的妹妹她瑪（</w:t>
       </w:r>
-      <w:hyperlink r:id="rId25">
-        <w:r>
-          <w:rPr>
-            <w:lang w:val="zh_TW" w:bidi="zh_TW"/>
-          </w:rPr>
-          <w:rPr>
-            <w:color w:val="0000EE"/>
-            <w:u w:val="single"/>
-          </w:rPr>
-          <w:t>撒下13:1–14</w:t>
-        </w:r>
-      </w:hyperlink>
+      <w:r>
+        <w:rPr>
+          <w:lang w:val="zh_TW" w:bidi="zh_TW"/>
+        </w:rPr>
+        <w:t>撒下13:1–14</w:t>
+      </w:r>
       <w:r>
         <w:rPr>
           <w:lang w:val="zh_TW" w:bidi="zh_TW"/>
         </w:rPr>
         <w:t>）。隨後她的兄弟押沙龍殺了暗嫩（</w:t>
       </w:r>
-      <w:hyperlink r:id="rId26">
-        <w:r>
-          <w:rPr>
-            <w:lang w:val="zh_TW" w:bidi="zh_TW"/>
-          </w:rPr>
-          <w:rPr>
-            <w:color w:val="0000EE"/>
-            <w:u w:val="single"/>
-          </w:rPr>
-          <w:t>撒下13:20–29</w:t>
-        </w:r>
-      </w:hyperlink>
+      <w:r>
+        <w:rPr>
+          <w:lang w:val="zh_TW" w:bidi="zh_TW"/>
+        </w:rPr>
+        <w:t>撒下13:20–29</w:t>
+      </w:r>
       <w:r>
         <w:rPr>
           <w:lang w:val="zh_TW" w:bidi="zh_TW"/>
         </w:rPr>
         <w:t>）。押沙龍後來更發動內戰，試圖取代他的父親成為王（</w:t>
       </w:r>
-      <w:hyperlink r:id="rId27">
-        <w:r>
-          <w:rPr>
-            <w:lang w:val="zh_TW" w:bidi="zh_TW"/>
-          </w:rPr>
-          <w:rPr>
-            <w:color w:val="0000EE"/>
-            <w:u w:val="single"/>
-          </w:rPr>
-          <w:t>撒下15–18</w:t>
-        </w:r>
-      </w:hyperlink>
+      <w:r>
+        <w:rPr>
+          <w:lang w:val="zh_TW" w:bidi="zh_TW"/>
+        </w:rPr>
+        <w:t>撒下15–18</w:t>
+      </w:r>
       <w:r>
         <w:rPr>
           <w:lang w:val="zh_TW" w:bidi="zh_TW"/>
         </w:rPr>
         <w:t>）。另一個兒子亞多尼雅則在大衛還活著的時候自立為王，篡奪王位（</w:t>
       </w:r>
-      <w:hyperlink r:id="rId28">
-        <w:r>
-          <w:rPr>
-            <w:lang w:val="zh_TW" w:bidi="zh_TW"/>
-          </w:rPr>
-          <w:rPr>
-            <w:color w:val="0000EE"/>
-            <w:u w:val="single"/>
-          </w:rPr>
-          <w:t>王上1:5–10</w:t>
-        </w:r>
-      </w:hyperlink>
+      <w:r>
+        <w:rPr>
+          <w:lang w:val="zh_TW" w:bidi="zh_TW"/>
+        </w:rPr>
+        <w:t>王上1:5–10</w:t>
+      </w:r>
       <w:r>
         <w:rPr>
           <w:lang w:val="zh_TW" w:bidi="zh_TW"/>
         </w:rPr>
         <w:t>）；但大衛奮力確保所羅門能夠繼承王位（</w:t>
       </w:r>
-      <w:hyperlink r:id="rId29">
-        <w:r>
-          <w:rPr>
-            <w:lang w:val="zh_TW" w:bidi="zh_TW"/>
-          </w:rPr>
-          <w:rPr>
-            <w:color w:val="0000EE"/>
-            <w:u w:val="single"/>
-          </w:rPr>
-          <w:t>王上1:28–40</w:t>
-        </w:r>
-      </w:hyperlink>
+      <w:r>
+        <w:rPr>
+          <w:lang w:val="zh_TW" w:bidi="zh_TW"/>
+        </w:rPr>
+        <w:t>王上1:28–40</w:t>
+      </w:r>
       <w:r>
         <w:rPr>
           <w:lang w:val="zh_TW" w:bidi="zh_TW"/>
         </w:rPr>
         <w:t>）。當大衛去世後，所羅門正式登基。所羅門是大衛家族中眾多君王中的第一位（如</w:t>
       </w:r>
-      <w:hyperlink r:id="rId21">
-        <w:r>
-          <w:rPr>
-            <w:lang w:val="zh_TW" w:bidi="zh_TW"/>
-          </w:rPr>
-          <w:rPr>
-            <w:color w:val="0000EE"/>
-            <w:u w:val="single"/>
-          </w:rPr>
-          <w:t>撒下7章</w:t>
-        </w:r>
-      </w:hyperlink>
+      <w:r>
+        <w:rPr>
+          <w:lang w:val="zh_TW" w:bidi="zh_TW"/>
+        </w:rPr>
+        <w:t>撒下7章</w:t>
+      </w:r>
       <w:r>
         <w:rPr>
           <w:lang w:val="zh_TW" w:bidi="zh_TW"/>
@@ -683,252 +575,168 @@
         </w:rPr>
         <w:t>至於對大衛的應許「你的國位也必堅定」（</w:t>
       </w:r>
-      <w:hyperlink r:id="rId30">
-        <w:r>
-          <w:rPr>
-            <w:lang w:val="zh_TW" w:bidi="zh_TW"/>
-          </w:rPr>
-          <w:rPr>
-            <w:color w:val="0000EE"/>
-            <w:u w:val="single"/>
-          </w:rPr>
-          <w:t>撒下7:16</w:t>
-        </w:r>
-      </w:hyperlink>
+      <w:r>
+        <w:rPr>
+          <w:lang w:val="zh_TW" w:bidi="zh_TW"/>
+        </w:rPr>
+        <w:t>撒下7:16</w:t>
+      </w:r>
       <w:r>
         <w:rPr>
           <w:lang w:val="zh_TW" w:bidi="zh_TW"/>
         </w:rPr>
         <w:t>），又是如何呢？新約聖經提到耶穌，祂是大衛的後裔，神宣告祂是基督，或彌賽亞——受膏的君王（見</w:t>
       </w:r>
-      <w:hyperlink r:id="rId31">
-        <w:r>
-          <w:rPr>
-            <w:lang w:val="zh_TW" w:bidi="zh_TW"/>
-          </w:rPr>
-          <w:rPr>
-            <w:color w:val="0000EE"/>
-            <w:u w:val="single"/>
-          </w:rPr>
-          <w:t>太1:1</w:t>
-        </w:r>
-      </w:hyperlink>
+      <w:r>
+        <w:rPr>
+          <w:lang w:val="zh_TW" w:bidi="zh_TW"/>
+        </w:rPr>
+        <w:t>太1:1</w:t>
+      </w:r>
       <w:r>
         <w:rPr>
           <w:lang w:val="zh_TW" w:bidi="zh_TW"/>
         </w:rPr>
         <w:t>，</w:t>
       </w:r>
-      <w:hyperlink r:id="rId32">
-        <w:r>
-          <w:rPr>
-            <w:lang w:val="zh_TW" w:bidi="zh_TW"/>
-          </w:rPr>
-          <w:rPr>
-            <w:color w:val="0000EE"/>
-            <w:u w:val="single"/>
-          </w:rPr>
-          <w:t>9:27</w:t>
-        </w:r>
-      </w:hyperlink>
+      <w:r>
+        <w:rPr>
+          <w:lang w:val="zh_TW" w:bidi="zh_TW"/>
+        </w:rPr>
+        <w:t>9:27</w:t>
+      </w:r>
       <w:r>
         <w:rPr>
           <w:lang w:val="zh_TW" w:bidi="zh_TW"/>
         </w:rPr>
         <w:t>，</w:t>
       </w:r>
-      <w:hyperlink r:id="rId33">
-        <w:r>
-          <w:rPr>
-            <w:lang w:val="zh_TW" w:bidi="zh_TW"/>
-          </w:rPr>
-          <w:rPr>
-            <w:color w:val="0000EE"/>
-            <w:u w:val="single"/>
-          </w:rPr>
-          <w:t>12:23</w:t>
-        </w:r>
-      </w:hyperlink>
+      <w:r>
+        <w:rPr>
+          <w:lang w:val="zh_TW" w:bidi="zh_TW"/>
+        </w:rPr>
+        <w:t>12:23</w:t>
+      </w:r>
       <w:r>
         <w:rPr>
           <w:lang w:val="zh_TW" w:bidi="zh_TW"/>
         </w:rPr>
         <w:t>；</w:t>
       </w:r>
-      <w:hyperlink r:id="rId34">
-        <w:r>
-          <w:rPr>
-            <w:lang w:val="zh_TW" w:bidi="zh_TW"/>
-          </w:rPr>
-          <w:rPr>
-            <w:color w:val="0000EE"/>
-            <w:u w:val="single"/>
-          </w:rPr>
-          <w:t>可10:47–48</w:t>
-        </w:r>
-      </w:hyperlink>
+      <w:r>
+        <w:rPr>
+          <w:lang w:val="zh_TW" w:bidi="zh_TW"/>
+        </w:rPr>
+        <w:t>可10:47–48</w:t>
+      </w:r>
       <w:r>
         <w:rPr>
           <w:lang w:val="zh_TW" w:bidi="zh_TW"/>
         </w:rPr>
         <w:t>，</w:t>
       </w:r>
-      <w:hyperlink r:id="rId35">
-        <w:r>
-          <w:rPr>
-            <w:lang w:val="zh_TW" w:bidi="zh_TW"/>
-          </w:rPr>
-          <w:rPr>
-            <w:color w:val="0000EE"/>
-            <w:u w:val="single"/>
-          </w:rPr>
-          <w:t>11:10</w:t>
-        </w:r>
-      </w:hyperlink>
+      <w:r>
+        <w:rPr>
+          <w:lang w:val="zh_TW" w:bidi="zh_TW"/>
+        </w:rPr>
+        <w:t>11:10</w:t>
+      </w:r>
       <w:r>
         <w:rPr>
           <w:lang w:val="zh_TW" w:bidi="zh_TW"/>
         </w:rPr>
         <w:t>，</w:t>
       </w:r>
-      <w:hyperlink r:id="rId36">
-        <w:r>
-          <w:rPr>
-            <w:lang w:val="zh_TW" w:bidi="zh_TW"/>
-          </w:rPr>
-          <w:rPr>
-            <w:color w:val="0000EE"/>
-            <w:u w:val="single"/>
-          </w:rPr>
-          <w:t>12:35–37</w:t>
-        </w:r>
-      </w:hyperlink>
+      <w:r>
+        <w:rPr>
+          <w:lang w:val="zh_TW" w:bidi="zh_TW"/>
+        </w:rPr>
+        <w:t>12:35–37</w:t>
+      </w:r>
       <w:r>
         <w:rPr>
           <w:lang w:val="zh_TW" w:bidi="zh_TW"/>
         </w:rPr>
         <w:t>；</w:t>
       </w:r>
-      <w:hyperlink r:id="rId37">
-        <w:r>
-          <w:rPr>
-            <w:lang w:val="zh_TW" w:bidi="zh_TW"/>
-          </w:rPr>
-          <w:rPr>
-            <w:color w:val="0000EE"/>
-            <w:u w:val="single"/>
-          </w:rPr>
-          <w:t>路18:38–39</w:t>
-        </w:r>
-      </w:hyperlink>
+      <w:r>
+        <w:rPr>
+          <w:lang w:val="zh_TW" w:bidi="zh_TW"/>
+        </w:rPr>
+        <w:t>路18:38–39</w:t>
+      </w:r>
       <w:r>
         <w:rPr>
           <w:lang w:val="zh_TW" w:bidi="zh_TW"/>
         </w:rPr>
         <w:t>，</w:t>
       </w:r>
-      <w:hyperlink r:id="rId38">
-        <w:r>
-          <w:rPr>
-            <w:lang w:val="zh_TW" w:bidi="zh_TW"/>
-          </w:rPr>
-          <w:rPr>
-            <w:color w:val="0000EE"/>
-            <w:u w:val="single"/>
-          </w:rPr>
-          <w:t>20:41–44</w:t>
-        </w:r>
-      </w:hyperlink>
+      <w:r>
+        <w:rPr>
+          <w:lang w:val="zh_TW" w:bidi="zh_TW"/>
+        </w:rPr>
+        <w:t>20:41–44</w:t>
+      </w:r>
       <w:r>
         <w:rPr>
           <w:lang w:val="zh_TW" w:bidi="zh_TW"/>
         </w:rPr>
         <w:t>；</w:t>
       </w:r>
-      <w:hyperlink r:id="rId39">
-        <w:r>
-          <w:rPr>
-            <w:lang w:val="zh_TW" w:bidi="zh_TW"/>
-          </w:rPr>
-          <w:rPr>
-            <w:color w:val="0000EE"/>
-            <w:u w:val="single"/>
-          </w:rPr>
-          <w:t>約7:42</w:t>
-        </w:r>
-      </w:hyperlink>
+      <w:r>
+        <w:rPr>
+          <w:lang w:val="zh_TW" w:bidi="zh_TW"/>
+        </w:rPr>
+        <w:t>約7:42</w:t>
+      </w:r>
       <w:r>
         <w:rPr>
           <w:lang w:val="zh_TW" w:bidi="zh_TW"/>
         </w:rPr>
         <w:t>；</w:t>
       </w:r>
-      <w:hyperlink r:id="rId40">
-        <w:r>
-          <w:rPr>
-            <w:lang w:val="zh_TW" w:bidi="zh_TW"/>
-          </w:rPr>
-          <w:rPr>
-            <w:color w:val="0000EE"/>
-            <w:u w:val="single"/>
-          </w:rPr>
-          <w:t>啟5:5</w:t>
-        </w:r>
-      </w:hyperlink>
+      <w:r>
+        <w:rPr>
+          <w:lang w:val="zh_TW" w:bidi="zh_TW"/>
+        </w:rPr>
+        <w:t>啟5:5</w:t>
+      </w:r>
       <w:r>
         <w:rPr>
           <w:lang w:val="zh_TW" w:bidi="zh_TW"/>
         </w:rPr>
         <w:t>，</w:t>
       </w:r>
-      <w:hyperlink r:id="rId41">
-        <w:r>
-          <w:rPr>
-            <w:lang w:val="zh_TW" w:bidi="zh_TW"/>
-          </w:rPr>
-          <w:rPr>
-            <w:color w:val="0000EE"/>
-            <w:u w:val="single"/>
-          </w:rPr>
-          <w:t>22:16</w:t>
-        </w:r>
-      </w:hyperlink>
+      <w:r>
+        <w:rPr>
+          <w:lang w:val="zh_TW" w:bidi="zh_TW"/>
+        </w:rPr>
+        <w:t>22:16</w:t>
+      </w:r>
       <w:r>
         <w:rPr>
           <w:lang w:val="zh_TW" w:bidi="zh_TW"/>
         </w:rPr>
         <w:t>）。大衛的生命與統治，預示耶穌基督的彌賽亞統治，這王權將持續到永遠（見</w:t>
       </w:r>
-      <w:hyperlink r:id="rId42">
-        <w:r>
-          <w:rPr>
-            <w:lang w:val="zh_TW" w:bidi="zh_TW"/>
-          </w:rPr>
-          <w:rPr>
-            <w:color w:val="0000EE"/>
-            <w:u w:val="single"/>
-          </w:rPr>
-          <w:t>路1:32–33</w:t>
-        </w:r>
-      </w:hyperlink>
+      <w:r>
+        <w:rPr>
+          <w:lang w:val="zh_TW" w:bidi="zh_TW"/>
+        </w:rPr>
+        <w:t>路1:32–33</w:t>
+      </w:r>
       <w:r>
         <w:rPr>
           <w:lang w:val="zh_TW" w:bidi="zh_TW"/>
         </w:rPr>
         <w:t>；</w:t>
       </w:r>
-      <w:hyperlink r:id="rId43">
-        <w:r>
-          <w:rPr>
-            <w:lang w:val="zh_TW" w:bidi="zh_TW"/>
-          </w:rPr>
-          <w:rPr>
-            <w:color w:val="0000EE"/>
-            <w:u w:val="single"/>
-          </w:rPr>
-          <w:t>啟11:15</w:t>
-        </w:r>
-      </w:hyperlink>
+      <w:r>
+        <w:rPr>
+          <w:lang w:val="zh_TW" w:bidi="zh_TW"/>
+        </w:rPr>
+        <w:t>啟11:15</w:t>
+      </w:r>
       <w:r>
         <w:rPr>
           <w:lang w:val="zh_TW" w:bidi="zh_TW"/>
@@ -958,486 +766,324 @@
           <w:lang w:val="zh_TW" w:bidi="zh_TW"/>
         </w:rPr>
       </w:r>
-      <w:hyperlink r:id="rId44">
-        <w:r>
-          <w:rPr>
-            <w:lang w:val="zh_TW" w:bidi="zh_TW"/>
-          </w:rPr>
-          <w:rPr>
-            <w:color w:val="0000EE"/>
-            <w:u w:val="single"/>
-          </w:rPr>
-          <w:t>得4:13–22</w:t>
-        </w:r>
-      </w:hyperlink>
+      <w:r>
+        <w:rPr>
+          <w:lang w:val="zh_TW" w:bidi="zh_TW"/>
+        </w:rPr>
+        <w:t>得4:13–22</w:t>
+      </w:r>
       <w:r>
         <w:rPr>
           <w:lang w:val="zh_TW" w:bidi="zh_TW"/>
         </w:rPr>
         <w:t>；</w:t>
       </w:r>
-      <w:hyperlink r:id="rId45">
-        <w:r>
-          <w:rPr>
-            <w:lang w:val="zh_TW" w:bidi="zh_TW"/>
-          </w:rPr>
-          <w:rPr>
-            <w:color w:val="0000EE"/>
-            <w:u w:val="single"/>
-          </w:rPr>
-          <w:t>撒上16:1–17:58</w:t>
-        </w:r>
-      </w:hyperlink>
+      <w:r>
+        <w:rPr>
+          <w:lang w:val="zh_TW" w:bidi="zh_TW"/>
+        </w:rPr>
+        <w:t>撒上16:1–17:58</w:t>
+      </w:r>
       <w:r>
         <w:rPr>
           <w:lang w:val="zh_TW" w:bidi="zh_TW"/>
         </w:rPr>
         <w:t>，</w:t>
       </w:r>
-      <w:hyperlink r:id="rId46">
-        <w:r>
-          <w:rPr>
-            <w:lang w:val="zh_TW" w:bidi="zh_TW"/>
-          </w:rPr>
-          <w:rPr>
-            <w:color w:val="0000EE"/>
-            <w:u w:val="single"/>
-          </w:rPr>
-          <w:t>18:1–27:12</w:t>
-        </w:r>
-      </w:hyperlink>
+      <w:r>
+        <w:rPr>
+          <w:lang w:val="zh_TW" w:bidi="zh_TW"/>
+        </w:rPr>
+        <w:t>18:1–27:12</w:t>
+      </w:r>
       <w:r>
         <w:rPr>
           <w:lang w:val="zh_TW" w:bidi="zh_TW"/>
         </w:rPr>
         <w:t>，</w:t>
       </w:r>
-      <w:hyperlink r:id="rId47">
-        <w:r>
-          <w:rPr>
-            <w:lang w:val="zh_TW" w:bidi="zh_TW"/>
-          </w:rPr>
-          <w:rPr>
-            <w:color w:val="0000EE"/>
-            <w:u w:val="single"/>
-          </w:rPr>
-          <w:t>29:1–30:31</w:t>
-        </w:r>
-      </w:hyperlink>
+      <w:r>
+        <w:rPr>
+          <w:lang w:val="zh_TW" w:bidi="zh_TW"/>
+        </w:rPr>
+        <w:t>29:1–30:31</w:t>
+      </w:r>
       <w:r>
         <w:rPr>
           <w:lang w:val="zh_TW" w:bidi="zh_TW"/>
         </w:rPr>
         <w:t>，</w:t>
       </w:r>
-      <w:hyperlink r:id="rId48">
-        <w:r>
-          <w:rPr>
-            <w:lang w:val="zh_TW" w:bidi="zh_TW"/>
-          </w:rPr>
-          <w:rPr>
-            <w:color w:val="0000EE"/>
-            <w:u w:val="single"/>
-          </w:rPr>
-          <w:t>撒下1:1–24:25</w:t>
-        </w:r>
-      </w:hyperlink>
+      <w:r>
+        <w:rPr>
+          <w:lang w:val="zh_TW" w:bidi="zh_TW"/>
+        </w:rPr>
+        <w:t>撒下1:1–24:25</w:t>
+      </w:r>
       <w:r>
         <w:rPr>
           <w:lang w:val="zh_TW" w:bidi="zh_TW"/>
         </w:rPr>
         <w:t>；</w:t>
       </w:r>
-      <w:hyperlink r:id="rId49">
-        <w:r>
-          <w:rPr>
-            <w:lang w:val="zh_TW" w:bidi="zh_TW"/>
-          </w:rPr>
-          <w:rPr>
-            <w:color w:val="0000EE"/>
-            <w:u w:val="single"/>
-          </w:rPr>
-          <w:t>王上1:1–2:12</w:t>
-        </w:r>
-      </w:hyperlink>
+      <w:r>
+        <w:rPr>
+          <w:lang w:val="zh_TW" w:bidi="zh_TW"/>
+        </w:rPr>
+        <w:t>王上1:1–2:12</w:t>
+      </w:r>
       <w:r>
         <w:rPr>
           <w:lang w:val="zh_TW" w:bidi="zh_TW"/>
         </w:rPr>
         <w:t>；</w:t>
       </w:r>
-      <w:hyperlink r:id="rId50">
-        <w:r>
-          <w:rPr>
-            <w:lang w:val="zh_TW" w:bidi="zh_TW"/>
-          </w:rPr>
-          <w:rPr>
-            <w:color w:val="0000EE"/>
-            <w:u w:val="single"/>
-          </w:rPr>
-          <w:t>代上11:1–29:30</w:t>
-        </w:r>
-      </w:hyperlink>
+      <w:r>
+        <w:rPr>
+          <w:lang w:val="zh_TW" w:bidi="zh_TW"/>
+        </w:rPr>
+        <w:t>代上11:1–29:30</w:t>
+      </w:r>
       <w:r>
         <w:rPr>
           <w:lang w:val="zh_TW" w:bidi="zh_TW"/>
         </w:rPr>
         <w:t>；</w:t>
       </w:r>
-      <w:hyperlink r:id="rId51">
-        <w:r>
-          <w:rPr>
-            <w:lang w:val="zh_TW" w:bidi="zh_TW"/>
-          </w:rPr>
-          <w:rPr>
-            <w:color w:val="0000EE"/>
-            <w:u w:val="single"/>
-          </w:rPr>
-          <w:t>詩1–32</w:t>
-        </w:r>
-      </w:hyperlink>
+      <w:r>
+        <w:rPr>
+          <w:lang w:val="zh_TW" w:bidi="zh_TW"/>
+        </w:rPr>
+        <w:t>詩1–32</w:t>
+      </w:r>
       <w:r>
         <w:rPr>
           <w:lang w:val="zh_TW" w:bidi="zh_TW"/>
         </w:rPr>
         <w:t>，</w:t>
       </w:r>
-      <w:hyperlink r:id="rId52">
-        <w:r>
-          <w:rPr>
-            <w:lang w:val="zh_TW" w:bidi="zh_TW"/>
-          </w:rPr>
-          <w:rPr>
-            <w:color w:val="0000EE"/>
-            <w:u w:val="single"/>
-          </w:rPr>
-          <w:t>34–41</w:t>
-        </w:r>
-      </w:hyperlink>
+      <w:r>
+        <w:rPr>
+          <w:lang w:val="zh_TW" w:bidi="zh_TW"/>
+        </w:rPr>
+        <w:t>34–41</w:t>
+      </w:r>
       <w:r>
         <w:rPr>
           <w:lang w:val="zh_TW" w:bidi="zh_TW"/>
         </w:rPr>
         <w:t>，</w:t>
       </w:r>
-      <w:hyperlink r:id="rId53">
-        <w:r>
-          <w:rPr>
-            <w:lang w:val="zh_TW" w:bidi="zh_TW"/>
-          </w:rPr>
-          <w:rPr>
-            <w:color w:val="0000EE"/>
-            <w:u w:val="single"/>
-          </w:rPr>
-          <w:t>51–71</w:t>
-        </w:r>
-      </w:hyperlink>
+      <w:r>
+        <w:rPr>
+          <w:lang w:val="zh_TW" w:bidi="zh_TW"/>
+        </w:rPr>
+        <w:t>51–71</w:t>
+      </w:r>
       <w:r>
         <w:rPr>
           <w:lang w:val="zh_TW" w:bidi="zh_TW"/>
         </w:rPr>
         <w:t>，</w:t>
       </w:r>
-      <w:hyperlink r:id="rId54">
-        <w:r>
-          <w:rPr>
-            <w:lang w:val="zh_TW" w:bidi="zh_TW"/>
-          </w:rPr>
-          <w:rPr>
-            <w:color w:val="0000EE"/>
-            <w:u w:val="single"/>
-          </w:rPr>
-          <w:t>86</w:t>
-        </w:r>
-      </w:hyperlink>
+      <w:r>
+        <w:rPr>
+          <w:lang w:val="zh_TW" w:bidi="zh_TW"/>
+        </w:rPr>
+        <w:t>86</w:t>
+      </w:r>
       <w:r>
         <w:rPr>
           <w:lang w:val="zh_TW" w:bidi="zh_TW"/>
         </w:rPr>
         <w:t>，</w:t>
       </w:r>
-      <w:hyperlink r:id="rId55">
-        <w:r>
-          <w:rPr>
-            <w:lang w:val="zh_TW" w:bidi="zh_TW"/>
-          </w:rPr>
-          <w:rPr>
-            <w:color w:val="0000EE"/>
-            <w:u w:val="single"/>
-          </w:rPr>
-          <w:t>91–110</w:t>
-        </w:r>
-      </w:hyperlink>
+      <w:r>
+        <w:rPr>
+          <w:lang w:val="zh_TW" w:bidi="zh_TW"/>
+        </w:rPr>
+        <w:t>91–110</w:t>
+      </w:r>
       <w:r>
         <w:rPr>
           <w:lang w:val="zh_TW" w:bidi="zh_TW"/>
         </w:rPr>
         <w:t>，</w:t>
       </w:r>
-      <w:hyperlink r:id="rId56">
-        <w:r>
-          <w:rPr>
-            <w:lang w:val="zh_TW" w:bidi="zh_TW"/>
-          </w:rPr>
-          <w:rPr>
-            <w:color w:val="0000EE"/>
-            <w:u w:val="single"/>
-          </w:rPr>
-          <w:t>122</w:t>
-        </w:r>
-      </w:hyperlink>
+      <w:r>
+        <w:rPr>
+          <w:lang w:val="zh_TW" w:bidi="zh_TW"/>
+        </w:rPr>
+        <w:t>122</w:t>
+      </w:r>
       <w:r>
         <w:rPr>
           <w:lang w:val="zh_TW" w:bidi="zh_TW"/>
         </w:rPr>
         <w:t>，</w:t>
       </w:r>
-      <w:hyperlink r:id="rId57">
-        <w:r>
-          <w:rPr>
-            <w:lang w:val="zh_TW" w:bidi="zh_TW"/>
-          </w:rPr>
-          <w:rPr>
-            <w:color w:val="0000EE"/>
-            <w:u w:val="single"/>
-          </w:rPr>
-          <w:t>124</w:t>
-        </w:r>
-      </w:hyperlink>
+      <w:r>
+        <w:rPr>
+          <w:lang w:val="zh_TW" w:bidi="zh_TW"/>
+        </w:rPr>
+        <w:t>124</w:t>
+      </w:r>
       <w:r>
         <w:rPr>
           <w:lang w:val="zh_TW" w:bidi="zh_TW"/>
         </w:rPr>
         <w:t>，</w:t>
       </w:r>
-      <w:hyperlink r:id="rId58">
-        <w:r>
-          <w:rPr>
-            <w:lang w:val="zh_TW" w:bidi="zh_TW"/>
-          </w:rPr>
-          <w:rPr>
-            <w:color w:val="0000EE"/>
-            <w:u w:val="single"/>
-          </w:rPr>
-          <w:t>131</w:t>
-        </w:r>
-      </w:hyperlink>
+      <w:r>
+        <w:rPr>
+          <w:lang w:val="zh_TW" w:bidi="zh_TW"/>
+        </w:rPr>
+        <w:t>131</w:t>
+      </w:r>
       <w:r>
         <w:rPr>
           <w:lang w:val="zh_TW" w:bidi="zh_TW"/>
         </w:rPr>
         <w:t>，</w:t>
       </w:r>
-      <w:hyperlink r:id="rId59">
-        <w:r>
-          <w:rPr>
-            <w:lang w:val="zh_TW" w:bidi="zh_TW"/>
-          </w:rPr>
-          <w:rPr>
-            <w:color w:val="0000EE"/>
-            <w:u w:val="single"/>
-          </w:rPr>
-          <w:t>133</w:t>
-        </w:r>
-      </w:hyperlink>
+      <w:r>
+        <w:rPr>
+          <w:lang w:val="zh_TW" w:bidi="zh_TW"/>
+        </w:rPr>
+        <w:t>133</w:t>
+      </w:r>
       <w:r>
         <w:rPr>
           <w:lang w:val="zh_TW" w:bidi="zh_TW"/>
         </w:rPr>
         <w:t>，</w:t>
       </w:r>
-      <w:hyperlink r:id="rId60">
-        <w:r>
-          <w:rPr>
-            <w:lang w:val="zh_TW" w:bidi="zh_TW"/>
-          </w:rPr>
-          <w:rPr>
-            <w:color w:val="0000EE"/>
-            <w:u w:val="single"/>
-          </w:rPr>
-          <w:t>138–145篇</w:t>
-        </w:r>
-      </w:hyperlink>
+      <w:r>
+        <w:rPr>
+          <w:lang w:val="zh_TW" w:bidi="zh_TW"/>
+        </w:rPr>
+        <w:t>138–145篇</w:t>
+      </w:r>
       <w:r>
         <w:rPr>
           <w:lang w:val="zh_TW" w:bidi="zh_TW"/>
         </w:rPr>
         <w:t>；</w:t>
       </w:r>
-      <w:hyperlink r:id="rId31">
-        <w:r>
-          <w:rPr>
-            <w:lang w:val="zh_TW" w:bidi="zh_TW"/>
-          </w:rPr>
-          <w:rPr>
-            <w:color w:val="0000EE"/>
-            <w:u w:val="single"/>
-          </w:rPr>
-          <w:t>太1:1</w:t>
-        </w:r>
-      </w:hyperlink>
+      <w:r>
+        <w:rPr>
+          <w:lang w:val="zh_TW" w:bidi="zh_TW"/>
+        </w:rPr>
+        <w:t>太1:1</w:t>
+      </w:r>
       <w:r>
         <w:rPr>
           <w:lang w:val="zh_TW" w:bidi="zh_TW"/>
         </w:rPr>
         <w:t>，</w:t>
       </w:r>
-      <w:hyperlink r:id="rId32">
-        <w:r>
-          <w:rPr>
-            <w:lang w:val="zh_TW" w:bidi="zh_TW"/>
-          </w:rPr>
-          <w:rPr>
-            <w:color w:val="0000EE"/>
-            <w:u w:val="single"/>
-          </w:rPr>
-          <w:t>9:27</w:t>
-        </w:r>
-      </w:hyperlink>
+      <w:r>
+        <w:rPr>
+          <w:lang w:val="zh_TW" w:bidi="zh_TW"/>
+        </w:rPr>
+        <w:t>9:27</w:t>
+      </w:r>
       <w:r>
         <w:rPr>
           <w:lang w:val="zh_TW" w:bidi="zh_TW"/>
         </w:rPr>
         <w:t>，</w:t>
       </w:r>
-      <w:hyperlink r:id="rId61">
-        <w:r>
-          <w:rPr>
-            <w:lang w:val="zh_TW" w:bidi="zh_TW"/>
-          </w:rPr>
-          <w:rPr>
-            <w:color w:val="0000EE"/>
-            <w:u w:val="single"/>
-          </w:rPr>
-          <w:t>22:41–46</w:t>
-        </w:r>
-      </w:hyperlink>
+      <w:r>
+        <w:rPr>
+          <w:lang w:val="zh_TW" w:bidi="zh_TW"/>
+        </w:rPr>
+        <w:t>22:41–46</w:t>
+      </w:r>
       <w:r>
         <w:rPr>
           <w:lang w:val="zh_TW" w:bidi="zh_TW"/>
         </w:rPr>
         <w:t>；</w:t>
       </w:r>
-      <w:hyperlink r:id="rId36">
-        <w:r>
-          <w:rPr>
-            <w:lang w:val="zh_TW" w:bidi="zh_TW"/>
-          </w:rPr>
-          <w:rPr>
-            <w:color w:val="0000EE"/>
-            <w:u w:val="single"/>
-          </w:rPr>
-          <w:t>可12:35–37</w:t>
-        </w:r>
-      </w:hyperlink>
+      <w:r>
+        <w:rPr>
+          <w:lang w:val="zh_TW" w:bidi="zh_TW"/>
+        </w:rPr>
+        <w:t>可12:35–37</w:t>
+      </w:r>
       <w:r>
         <w:rPr>
           <w:lang w:val="zh_TW" w:bidi="zh_TW"/>
         </w:rPr>
         <w:t>；</w:t>
       </w:r>
-      <w:hyperlink r:id="rId38">
-        <w:r>
-          <w:rPr>
-            <w:lang w:val="zh_TW" w:bidi="zh_TW"/>
-          </w:rPr>
-          <w:rPr>
-            <w:color w:val="0000EE"/>
-            <w:u w:val="single"/>
-          </w:rPr>
-          <w:t>路20:41–44</w:t>
-        </w:r>
-      </w:hyperlink>
+      <w:r>
+        <w:rPr>
+          <w:lang w:val="zh_TW" w:bidi="zh_TW"/>
+        </w:rPr>
+        <w:t>路20:41–44</w:t>
+      </w:r>
       <w:r>
         <w:rPr>
           <w:lang w:val="zh_TW" w:bidi="zh_TW"/>
         </w:rPr>
         <w:t>；</w:t>
       </w:r>
-      <w:hyperlink r:id="rId62">
-        <w:r>
-          <w:rPr>
-            <w:lang w:val="zh_TW" w:bidi="zh_TW"/>
-          </w:rPr>
-          <w:rPr>
-            <w:color w:val="0000EE"/>
-            <w:u w:val="single"/>
-          </w:rPr>
-          <w:t>約7:40–44</w:t>
-        </w:r>
-      </w:hyperlink>
+      <w:r>
+        <w:rPr>
+          <w:lang w:val="zh_TW" w:bidi="zh_TW"/>
+        </w:rPr>
+        <w:t>約7:40–44</w:t>
+      </w:r>
       <w:r>
         <w:rPr>
           <w:lang w:val="zh_TW" w:bidi="zh_TW"/>
         </w:rPr>
         <w:t>；</w:t>
       </w:r>
-      <w:hyperlink r:id="rId63">
-        <w:r>
-          <w:rPr>
-            <w:lang w:val="zh_TW" w:bidi="zh_TW"/>
-          </w:rPr>
-          <w:rPr>
-            <w:color w:val="0000EE"/>
-            <w:u w:val="single"/>
-          </w:rPr>
-          <w:t>徒2:22–37</w:t>
-        </w:r>
-      </w:hyperlink>
+      <w:r>
+        <w:rPr>
+          <w:lang w:val="zh_TW" w:bidi="zh_TW"/>
+        </w:rPr>
+        <w:t>徒2:22–37</w:t>
+      </w:r>
       <w:r>
         <w:rPr>
           <w:lang w:val="zh_TW" w:bidi="zh_TW"/>
         </w:rPr>
         <w:t>，</w:t>
       </w:r>
-      <w:hyperlink r:id="rId64">
-        <w:r>
-          <w:rPr>
-            <w:lang w:val="zh_TW" w:bidi="zh_TW"/>
-          </w:rPr>
-          <w:rPr>
-            <w:color w:val="0000EE"/>
-            <w:u w:val="single"/>
-          </w:rPr>
-          <w:t>13:20–43</w:t>
-        </w:r>
-      </w:hyperlink>
+      <w:r>
+        <w:rPr>
+          <w:lang w:val="zh_TW" w:bidi="zh_TW"/>
+        </w:rPr>
+        <w:t>13:20–43</w:t>
+      </w:r>
       <w:r>
         <w:rPr>
           <w:lang w:val="zh_TW" w:bidi="zh_TW"/>
         </w:rPr>
         <w:t>；</w:t>
       </w:r>
-      <w:hyperlink r:id="rId65">
-        <w:r>
-          <w:rPr>
-            <w:lang w:val="zh_TW" w:bidi="zh_TW"/>
-          </w:rPr>
-          <w:rPr>
-            <w:color w:val="0000EE"/>
-            <w:u w:val="single"/>
-          </w:rPr>
-          <w:t>羅1:3</w:t>
-        </w:r>
-      </w:hyperlink>
+      <w:r>
+        <w:rPr>
+          <w:lang w:val="zh_TW" w:bidi="zh_TW"/>
+        </w:rPr>
+        <w:t>羅1:3</w:t>
+      </w:r>
       <w:r>
         <w:rPr>
           <w:lang w:val="zh_TW" w:bidi="zh_TW"/>
         </w:rPr>
         <w:t>；</w:t>
       </w:r>
-      <w:hyperlink r:id="rId41">
-        <w:r>
-          <w:rPr>
-            <w:lang w:val="zh_TW" w:bidi="zh_TW"/>
-          </w:rPr>
-          <w:rPr>
-            <w:color w:val="0000EE"/>
-            <w:u w:val="single"/>
-          </w:rPr>
-          <w:t>啟22:16</w:t>
-        </w:r>
-      </w:hyperlink>
+      <w:r>
+        <w:rPr>
+          <w:lang w:val="zh_TW" w:bidi="zh_TW"/>
+        </w:rPr>
+        <w:t>啟22:16</w:t>
+      </w:r>
       <w:r>
         <w:rPr>
           <w:lang w:val="zh_TW" w:bidi="zh_TW"/>
@@ -1486,36 +1132,24 @@
         </w:rPr>
         <w:t>大希律（Herod the Great ）是羅馬任命的猶太王，於公元前37年到公元前4年統治，正是耶穌誕生時期的君王（</w:t>
       </w:r>
-      <w:hyperlink r:id="rId66">
-        <w:r>
-          <w:rPr>
-            <w:lang w:val="zh_TW" w:bidi="zh_TW"/>
-          </w:rPr>
-          <w:rPr>
-            <w:color w:val="0000EE"/>
-            <w:u w:val="single"/>
-          </w:rPr>
-          <w:t>太2:1</w:t>
-        </w:r>
-      </w:hyperlink>
+      <w:r>
+        <w:rPr>
+          <w:lang w:val="zh_TW" w:bidi="zh_TW"/>
+        </w:rPr>
+        <w:t>太2:1</w:t>
+      </w:r>
       <w:r>
         <w:rPr>
           <w:lang w:val="zh_TW" w:bidi="zh_TW"/>
         </w:rPr>
         <w:t>；</w:t>
       </w:r>
-      <w:hyperlink r:id="rId67">
-        <w:r>
-          <w:rPr>
-            <w:lang w:val="zh_TW" w:bidi="zh_TW"/>
-          </w:rPr>
-          <w:rPr>
-            <w:color w:val="0000EE"/>
-            <w:u w:val="single"/>
-          </w:rPr>
-          <w:t>路1:5</w:t>
-        </w:r>
-      </w:hyperlink>
+      <w:r>
+        <w:rPr>
+          <w:lang w:val="zh_TW" w:bidi="zh_TW"/>
+        </w:rPr>
+        <w:t>路1:5</w:t>
+      </w:r>
       <w:r>
         <w:rPr>
           <w:lang w:val="zh_TW" w:bidi="zh_TW"/>
@@ -1589,18 +1223,12 @@
         </w:rPr>
         <w:t>〔兒子〕）。當耶穌在希律統治末期出生，希律聽說祂被稱為未來的「王」時，他試圖將祂殺死。由於找不到這個男嬰，希律下令殺死伯利恆地區所有兩歲以下的男嬰（見</w:t>
       </w:r>
-      <w:hyperlink r:id="rId68">
-        <w:r>
-          <w:rPr>
-            <w:lang w:val="zh_TW" w:bidi="zh_TW"/>
-          </w:rPr>
-          <w:rPr>
-            <w:color w:val="0000EE"/>
-            <w:u w:val="single"/>
-          </w:rPr>
-          <w:t>太2:1–20</w:t>
-        </w:r>
-      </w:hyperlink>
+      <w:r>
+        <w:rPr>
+          <w:lang w:val="zh_TW" w:bidi="zh_TW"/>
+        </w:rPr>
+        <w:t>太2:1–20</w:t>
+      </w:r>
       <w:r>
         <w:rPr>
           <w:lang w:val="zh_TW" w:bidi="zh_TW"/>
@@ -1644,36 +1272,24 @@
           <w:lang w:val="zh_TW" w:bidi="zh_TW"/>
         </w:rPr>
       </w:r>
-      <w:hyperlink r:id="rId68">
-        <w:r>
-          <w:rPr>
-            <w:lang w:val="zh_TW" w:bidi="zh_TW"/>
-          </w:rPr>
-          <w:rPr>
-            <w:color w:val="0000EE"/>
-            <w:u w:val="single"/>
-          </w:rPr>
-          <w:t>太2:1–20</w:t>
-        </w:r>
-      </w:hyperlink>
+      <w:r>
+        <w:rPr>
+          <w:lang w:val="zh_TW" w:bidi="zh_TW"/>
+        </w:rPr>
+        <w:t>太2:1–20</w:t>
+      </w:r>
       <w:r>
         <w:rPr>
           <w:lang w:val="zh_TW" w:bidi="zh_TW"/>
         </w:rPr>
         <w:t>；</w:t>
       </w:r>
-      <w:hyperlink r:id="rId67">
-        <w:r>
-          <w:rPr>
-            <w:lang w:val="zh_TW" w:bidi="zh_TW"/>
-          </w:rPr>
-          <w:rPr>
-            <w:color w:val="0000EE"/>
-            <w:u w:val="single"/>
-          </w:rPr>
-          <w:t>路1:5</w:t>
-        </w:r>
-      </w:hyperlink>
+      <w:r>
+        <w:rPr>
+          <w:lang w:val="zh_TW" w:bidi="zh_TW"/>
+        </w:rPr>
+        <w:t>路1:5</w:t>
+      </w:r>
       <w:r>
         <w:rPr>
           <w:lang w:val="zh_TW" w:bidi="zh_TW"/>
